--- a/print/letter/spray-bottle--coffee-filter-butterflies.docx
+++ b/print/letter/spray-bottle--coffee-filter-butterflies.docx
@@ -2,7 +2,7 @@
 <file path=word/document.xml><?xml version="1.0" encoding="utf-8"?>
 <w:document xmlns:w="http://schemas.openxmlformats.org/wordprocessingml/2006/main" xmlns:m="http://schemas.openxmlformats.org/officeDocument/2006/math" xmlns:r="http://schemas.openxmlformats.org/officeDocument/2006/relationships" xmlns:o="urn:schemas-microsoft-com:office:office" xmlns:v="urn:schemas-microsoft-com:vml" xmlns:w10="urn:schemas-microsoft-com:office:word" xmlns:a="http://schemas.openxmlformats.org/drawingml/2006/main" xmlns:pic="http://schemas.openxmlformats.org/drawingml/2006/picture" xmlns:wp="http://schemas.openxmlformats.org/drawingml/2006/wordprocessingDrawing">
   <w:body>
-    <w:bookmarkStart w:id="39" w:name="X73cef2b5007fec3b3a479d47caf2053137ad4ae"/>
+    <w:bookmarkStart w:id="42" w:name="X73cef2b5007fec3b3a479d47caf2053137ad4ae"/>
     <w:p>
       <w:pPr>
         <w:pStyle w:val="Heading1"/>
@@ -15,56 +15,18 @@
       <w:pPr>
         <w:pStyle w:val="FirstParagraph"/>
       </w:pPr>
-      <w:r>
-        <w:t xml:space="preserve">⏱️</w:t>
-      </w:r>
-      <w:r>
-        <w:t xml:space="preserve"> </w:t>
-      </w:r>
       <w:r>
         <w:rPr>
           <w:bCs/>
           <w:b/>
         </w:rPr>
-        <w:t xml:space="preserve">25 min</w:t>
-      </w:r>
-      <w:r>
-        <w:t xml:space="preserve"> </w:t>
-      </w:r>
-      <w:r>
-        <w:t xml:space="preserve">· 🧽 Cleanup</w:t>
-      </w:r>
-      <w:r>
-        <w:t xml:space="preserve"> </w:t>
-      </w:r>
-      <w:r>
-        <w:rPr>
-          <w:bCs/>
-          <w:b/>
-        </w:rPr>
-        <w:t xml:space="preserve">$$</w:t>
-      </w:r>
-      <w:r>
-        <w:t xml:space="preserve"> </w:t>
-      </w:r>
-      <w:r>
-        <w:t xml:space="preserve">(Some mess: towels + 10 min 🧽) · 👧 Ages</w:t>
-      </w:r>
-      <w:r>
-        <w:t xml:space="preserve"> </w:t>
-      </w:r>
-      <w:r>
-        <w:rPr>
-          <w:bCs/>
-          <w:b/>
-        </w:rPr>
-        <w:t xml:space="preserve">4+</w:t>
-      </w:r>
-      <w:r>
-        <w:t xml:space="preserve"> </w:t>
-      </w:r>
-      <w:r>
-        <w:t xml:space="preserve">· 🍽️ Table</w:t>
+        <w:t xml:space="preserve">⏳ Medium · 30 min</w:t>
+      </w:r>
+      <w:r>
+        <w:t xml:space="preserve"> </w:t>
+      </w:r>
+      <w:r>
+        <w:t xml:space="preserve">· 🧽 Medium cleanup ($$) · 🔉 Quiet · 🏠 Indoor · 👤👥 Solo or group · 🎂 Ages 6–11+</w:t>
       </w:r>
     </w:p>
     <w:p>
@@ -384,22 +346,13 @@
     </w:p>
     <w:bookmarkEnd w:id="28"/>
     <w:bookmarkEnd w:id="29"/>
-    <w:bookmarkStart w:id="33" w:name="X90575d67fe14a03ef1898ae2a832688b148a116"/>
+    <w:bookmarkStart w:id="36" w:name="X67012d8413f3110ab14b8e2014e44e49739ed72"/>
     <w:p>
       <w:pPr>
         <w:pStyle w:val="Heading2"/>
       </w:pPr>
       <w:r>
-        <w:t xml:space="preserve">🌟 Level Up</w:t>
-      </w:r>
-    </w:p>
-    <w:bookmarkStart w:id="30" w:name="X7ac29abf67c27e4f28e3ba90c5f047b9d2e7a21"/>
-    <w:p>
-      <w:pPr>
-        <w:pStyle w:val="Heading3"/>
-      </w:pPr>
-      <w:r>
-        <w:t xml:space="preserve">🥉 Easy</w:t>
+        <w:t xml:space="preserve">🎚️ By Age</w:t>
       </w:r>
     </w:p>
     <w:p>
@@ -407,7 +360,7 @@
         <w:pStyle w:val="FirstParagraph"/>
       </w:pPr>
       <w:r>
-        <w:t xml:space="preserve">Use</w:t>
+        <w:t xml:space="preserve">🎂 Pick the age. Every age can do the main steps — this is the</w:t>
       </w:r>
       <w:r>
         <w:t xml:space="preserve"> </w:t>
@@ -417,20 +370,53 @@
           <w:bCs/>
           <w:b/>
         </w:rPr>
-        <w:t xml:space="preserve">one color</w:t>
-      </w:r>
-      <w:r>
-        <w:t xml:space="preserve">. Watch it spread.</w:t>
+        <w:t xml:space="preserve">extra challenge</w:t>
+      </w:r>
+      <w:r>
+        <w:t xml:space="preserve">.</w:t>
+      </w:r>
+    </w:p>
+    <w:bookmarkStart w:id="30" w:name="Xd9a988c13166dcb49a5852075871601ad97e5df"/>
+    <w:p>
+      <w:pPr>
+        <w:pStyle w:val="Heading3"/>
+      </w:pPr>
+      <w:r>
+        <w:t xml:space="preserve">6️⃣ Age 6</w:t>
+      </w:r>
+    </w:p>
+    <w:p>
+      <w:pPr>
+        <w:pStyle w:val="FirstParagraph"/>
+      </w:pPr>
+      <w:r>
+        <w:t xml:space="preserve">Scribble, spray, clip. Make</w:t>
+      </w:r>
+      <w:r>
+        <w:t xml:space="preserve"> </w:t>
+      </w:r>
+      <w:r>
+        <w:rPr>
+          <w:bCs/>
+          <w:b/>
+        </w:rPr>
+        <w:t xml:space="preserve">3 butterflies</w:t>
+      </w:r>
+      <w:r>
+        <w:t xml:space="preserve"> </w:t>
+      </w:r>
+      <w:r>
+        <w:t xml:space="preserve">for the window 🦋🦋🦋</w:t>
       </w:r>
     </w:p>
     <w:bookmarkEnd w:id="30"/>
-    <w:bookmarkStart w:id="31" w:name="Xf43672ad423d0282496fbf467992b0f330b443a"/>
+    <w:bookmarkStart w:id="31" w:name="X1dad34a091d90dc09f1f3b2f85b389fb95004f6"/>
     <w:p>
       <w:pPr>
         <w:pStyle w:val="Heading3"/>
       </w:pPr>
       <w:r>
-        <w:t xml:space="preserve">🥈 Medium</w:t>
+        <w:t xml:space="preserve">7️⃣ Age 7</w:t>
       </w:r>
     </w:p>
     <w:p>
@@ -454,17 +440,17 @@
         <w:br/>
       </w:r>
       <w:r>
-        <w:t xml:space="preserve">Fold the filter in half. Color one side. Press hard. Open it. Spray!</w:t>
+        <w:t xml:space="preserve">Fold the filter in half. Color one side. Press hard. Open. Spray!</w:t>
       </w:r>
     </w:p>
     <w:bookmarkEnd w:id="31"/>
-    <w:bookmarkStart w:id="32" w:name="X62a67ac50e3cebf2d23861cbcb09541e5aea6e9"/>
+    <w:bookmarkStart w:id="32" w:name="X97592b81667438caff4f0ed360af5aa72e3327e"/>
     <w:p>
       <w:pPr>
         <w:pStyle w:val="Heading3"/>
       </w:pPr>
       <w:r>
-        <w:t xml:space="preserve">🥇 Hard</w:t>
+        <w:t xml:space="preserve">8️⃣ Age 8</w:t>
       </w:r>
     </w:p>
     <w:p>
@@ -476,13 +462,222 @@
           <w:bCs/>
           <w:b/>
         </w:rPr>
-        <w:t xml:space="preserve">Secret colors in black</w:t>
+        <w:t xml:space="preserve">Secret colors</w:t>
       </w:r>
       <w:r>
         <w:t xml:space="preserve"> </w:t>
       </w:r>
       <w:r>
         <w:t xml:space="preserve">🕵️</w:t>
+      </w:r>
+      <w:r>
+        <w:br/>
+      </w:r>
+      <w:r>
+        <w:t xml:space="preserve">Test black, brown, green and purple washable markers.</w:t>
+      </w:r>
+      <w:r>
+        <w:br/>
+      </w:r>
+      <w:r>
+        <w:t xml:space="preserve">What colors are hiding inside? Fill in the Secret Colors Lab.</w:t>
+      </w:r>
+    </w:p>
+    <w:bookmarkEnd w:id="32"/>
+    <w:bookmarkStart w:id="33" w:name="X708f460606dd1a76d0749f0618bc9d68251a2b7"/>
+    <w:p>
+      <w:pPr>
+        <w:pStyle w:val="Heading3"/>
+      </w:pPr>
+      <w:r>
+        <w:t xml:space="preserve">9️⃣ Age 9</w:t>
+      </w:r>
+    </w:p>
+    <w:p>
+      <w:pPr>
+        <w:pStyle w:val="FirstParagraph"/>
+      </w:pPr>
+      <w:r>
+        <w:rPr>
+          <w:bCs/>
+          <w:b/>
+        </w:rPr>
+        <w:t xml:space="preserve">Fair test</w:t>
+      </w:r>
+      <w:r>
+        <w:t xml:space="preserve"> </w:t>
+      </w:r>
+      <w:r>
+        <w:t xml:space="preserve">⚖️</w:t>
+      </w:r>
+      <w:r>
+        <w:br/>
+      </w:r>
+      <w:r>
+        <w:t xml:space="preserve">Same marker, same scribble. Try 1 spray vs 3 sprays vs 6 sprays.</w:t>
+      </w:r>
+      <w:r>
+        <w:br/>
+      </w:r>
+      <w:r>
+        <w:t xml:space="preserve">Which spreads most? Change</w:t>
+      </w:r>
+      <w:r>
+        <w:t xml:space="preserve"> </w:t>
+      </w:r>
+      <w:r>
+        <w:rPr>
+          <w:bCs/>
+          <w:b/>
+        </w:rPr>
+        <w:t xml:space="preserve">only one thing</w:t>
+      </w:r>
+      <w:r>
+        <w:t xml:space="preserve"> </w:t>
+      </w:r>
+      <w:r>
+        <w:t xml:space="preserve">— that's how scientists test.</w:t>
+      </w:r>
+    </w:p>
+    <w:bookmarkEnd w:id="33"/>
+    <w:bookmarkStart w:id="34" w:name="X8171c026b6d3b019e037d636deb1627bab2ad11"/>
+    <w:p>
+      <w:pPr>
+        <w:pStyle w:val="Heading3"/>
+      </w:pPr>
+      <w:r>
+        <w:t xml:space="preserve">🔟 Age 10</w:t>
+      </w:r>
+    </w:p>
+    <w:p>
+      <w:pPr>
+        <w:pStyle w:val="FirstParagraph"/>
+      </w:pPr>
+      <w:r>
+        <w:rPr>
+          <w:bCs/>
+          <w:b/>
+        </w:rPr>
+        <w:t xml:space="preserve">Mystery marker</w:t>
+      </w:r>
+      <w:r>
+        <w:t xml:space="preserve"> </w:t>
+      </w:r>
+      <w:r>
+        <w:t xml:space="preserve">🔎</w:t>
+      </w:r>
+      <w:r>
+        <w:br/>
+      </w:r>
+      <w:r>
+        <w:t xml:space="preserve">A grown-up writes a secret note with</w:t>
+      </w:r>
+      <w:r>
+        <w:t xml:space="preserve"> </w:t>
+      </w:r>
+      <w:r>
+        <w:rPr>
+          <w:bCs/>
+          <w:b/>
+        </w:rPr>
+        <w:t xml:space="preserve">one</w:t>
+      </w:r>
+      <w:r>
+        <w:t xml:space="preserve"> </w:t>
+      </w:r>
+      <w:r>
+        <w:t xml:space="preserve">of 3 black markers.</w:t>
+      </w:r>
+      <w:r>
+        <w:br/>
+      </w:r>
+      <w:r>
+        <w:t xml:space="preserve">Test all 3 markers AND the note. Which marker matches?</w:t>
+      </w:r>
+      <w:r>
+        <w:br/>
+      </w:r>
+      <w:r>
+        <w:t xml:space="preserve">(Real detectives use this to match inks!)</w:t>
+      </w:r>
+    </w:p>
+    <w:bookmarkEnd w:id="34"/>
+    <w:bookmarkStart w:id="35" w:name="X02bfb3385b20ae9fc9ed6803eef42fea02d2b46"/>
+    <w:p>
+      <w:pPr>
+        <w:pStyle w:val="Heading3"/>
+      </w:pPr>
+      <w:r>
+        <w:t xml:space="preserve">🚀 Age 11+</w:t>
+      </w:r>
+    </w:p>
+    <w:p>
+      <w:pPr>
+        <w:pStyle w:val="FirstParagraph"/>
+      </w:pPr>
+      <w:r>
+        <w:rPr>
+          <w:bCs/>
+          <w:b/>
+        </w:rPr>
+        <w:t xml:space="preserve">Measure it</w:t>
+      </w:r>
+      <w:r>
+        <w:t xml:space="preserve"> </w:t>
+      </w:r>
+      <w:r>
+        <w:t xml:space="preserve">📏</w:t>
+      </w:r>
+      <w:r>
+        <w:br/>
+      </w:r>
+      <w:r>
+        <w:t xml:space="preserve">Use a</w:t>
+      </w:r>
+      <w:r>
+        <w:t xml:space="preserve"> </w:t>
+      </w:r>
+      <w:r>
+        <w:rPr>
+          <w:bCs/>
+          <w:b/>
+        </w:rPr>
+        <w:t xml:space="preserve">strip</w:t>
+      </w:r>
+      <w:r>
+        <w:t xml:space="preserve"> </w:t>
+      </w:r>
+      <w:r>
+        <w:t xml:space="preserve">of filter in a cup of water (instead of spraying).</w:t>
+      </w:r>
+      <w:r>
+        <w:br/>
+      </w:r>
+      <w:r>
+        <w:t xml:space="preserve">Dot ink 2 cm from the bottom. Let the water climb.</w:t>
+      </w:r>
+      <w:r>
+        <w:br/>
+      </w:r>
+      <w:r>
+        <w:t xml:space="preserve">Rf = distance the color moved ÷ distance the water moved</w:t>
+      </w:r>
+      <w:r>
+        <w:br/>
+      </w:r>
+      <w:r>
+        <w:t xml:space="preserve">Make a results table. Write a 3-sentence conclusion.</w:t>
+      </w:r>
+    </w:p>
+    <w:bookmarkEnd w:id="35"/>
+    <w:bookmarkEnd w:id="36"/>
+    <w:bookmarkStart w:id="37" w:name="X9cc3fda027b658f876f44d44ddc22905faccd4e"/>
+    <w:p>
+      <w:pPr>
+        <w:pStyle w:val="Heading2"/>
+      </w:pPr>
+      <w:r>
+        <w:t xml:space="preserve">🧠 Why It Works</w:t>
       </w:r>
     </w:p>
     <w:p>
@@ -494,7 +689,7 @@
         <w:pStyle w:val="Compact"/>
       </w:pPr>
       <w:r>
-        <w:t xml:space="preserve">Draw a thick</w:t>
+        <w:t xml:space="preserve">🧻 Paper is full of tiny tubes. Water</w:t>
       </w:r>
       <w:r>
         <w:t xml:space="preserve"> </w:t>
@@ -504,13 +699,13 @@
           <w:bCs/>
           <w:b/>
         </w:rPr>
-        <w:t xml:space="preserve">black</w:t>
-      </w:r>
-      <w:r>
-        <w:t xml:space="preserve"> </w:t>
-      </w:r>
-      <w:r>
-        <w:t xml:space="preserve">washable ring in the middle.</w:t>
+        <w:t xml:space="preserve">climbs</w:t>
+      </w:r>
+      <w:r>
+        <w:t xml:space="preserve"> </w:t>
+      </w:r>
+      <w:r>
+        <w:t xml:space="preserve">through them.</w:t>
       </w:r>
     </w:p>
     <w:p>
@@ -522,7 +717,7 @@
         <w:pStyle w:val="Compact"/>
       </w:pPr>
       <w:r>
-        <w:t xml:space="preserve">Spray lightly.</w:t>
+        <w:t xml:space="preserve">🚂 The water carries the ink along for a ride.</w:t>
       </w:r>
     </w:p>
     <w:p>
@@ -534,24 +729,55 @@
         <w:pStyle w:val="Compact"/>
       </w:pPr>
       <w:r>
-        <w:t xml:space="preserve">Watch black split into blue, purple, maybe yellow!</w:t>
-      </w:r>
-      <w:r>
-        <w:br/>
-      </w:r>
-      <w:r>
-        <w:t xml:space="preserve">(Every brand is different. Test a few!)</w:t>
-      </w:r>
-    </w:p>
-    <w:bookmarkEnd w:id="32"/>
-    <w:bookmarkEnd w:id="33"/>
-    <w:bookmarkStart w:id="34" w:name="X9cc3fda027b658f876f44d44ddc22905faccd4e"/>
+        <w:t xml:space="preserve">🏃 Some inks run fast, some run slow — so colors</w:t>
+      </w:r>
+      <w:r>
+        <w:t xml:space="preserve"> </w:t>
+      </w:r>
+      <w:r>
+        <w:rPr>
+          <w:bCs/>
+          <w:b/>
+        </w:rPr>
+        <w:t xml:space="preserve">split apart</w:t>
+      </w:r>
+      <w:r>
+        <w:t xml:space="preserve">.</w:t>
+      </w:r>
+    </w:p>
+    <w:p>
+      <w:pPr>
+        <w:numPr>
+          <w:ilvl w:val="0"/>
+          <w:numId w:val="1002"/>
+        </w:numPr>
+        <w:pStyle w:val="Compact"/>
+      </w:pPr>
+      <w:r>
+        <w:t xml:space="preserve">🔬 Scientists call this</w:t>
+      </w:r>
+      <w:r>
+        <w:t xml:space="preserve"> </w:t>
+      </w:r>
+      <w:r>
+        <w:rPr>
+          <w:bCs/>
+          <w:b/>
+        </w:rPr>
+        <w:t xml:space="preserve">chromatography</w:t>
+      </w:r>
+      <w:r>
+        <w:t xml:space="preserve">. They use it to find out what's mixed in things!</w:t>
+      </w:r>
+    </w:p>
+    <w:bookmarkEnd w:id="37"/>
+    <w:bookmarkStart w:id="38" w:name="X6763fabfd04f5c4a4d62b566a897dedd22150e7"/>
     <w:p>
       <w:pPr>
         <w:pStyle w:val="Heading2"/>
       </w:pPr>
       <w:r>
-        <w:t xml:space="preserve">🧠 Why It Works</w:t>
+        <w:t xml:space="preserve">🛟 Grown-Up Notes</w:t>
       </w:r>
     </w:p>
     <w:p>
@@ -563,7 +789,7 @@
         <w:pStyle w:val="Compact"/>
       </w:pPr>
       <w:r>
-        <w:t xml:space="preserve">🧻 Paper is full of tiny tubes. Water</w:t>
+        <w:t xml:space="preserve">⚠️</w:t>
       </w:r>
       <w:r>
         <w:t xml:space="preserve"> </w:t>
@@ -573,13 +799,13 @@
           <w:bCs/>
           <w:b/>
         </w:rPr>
-        <w:t xml:space="preserve">climbs</w:t>
-      </w:r>
-      <w:r>
-        <w:t xml:space="preserve"> </w:t>
-      </w:r>
-      <w:r>
-        <w:t xml:space="preserve">through them.</w:t>
+        <w:t xml:space="preserve">Washable</w:t>
+      </w:r>
+      <w:r>
+        <w:t xml:space="preserve"> </w:t>
+      </w:r>
+      <w:r>
+        <w:t xml:space="preserve">markers only — permanent markers won't run.</w:t>
       </w:r>
     </w:p>
     <w:p>
@@ -591,7 +817,7 @@
         <w:pStyle w:val="Compact"/>
       </w:pPr>
       <w:r>
-        <w:t xml:space="preserve">🚂 The water carries the ink along for a ride.</w:t>
+        <w:t xml:space="preserve">🧻 Paper towels under the filter save your tray from stains.</w:t>
       </w:r>
     </w:p>
     <w:p>
@@ -603,55 +829,25 @@
         <w:pStyle w:val="Compact"/>
       </w:pPr>
       <w:r>
-        <w:t xml:space="preserve">🏃 Some inks run fast, some run slow — so colors</w:t>
-      </w:r>
-      <w:r>
-        <w:t xml:space="preserve"> </w:t>
-      </w:r>
-      <w:r>
-        <w:rPr>
-          <w:bCs/>
-          <w:b/>
-        </w:rPr>
-        <w:t xml:space="preserve">split apart</w:t>
-      </w:r>
-      <w:r>
-        <w:t xml:space="preserve">.</w:t>
-      </w:r>
-    </w:p>
-    <w:p>
-      <w:pPr>
-        <w:numPr>
-          <w:ilvl w:val="0"/>
-          <w:numId w:val="1003"/>
-        </w:numPr>
-        <w:pStyle w:val="Compact"/>
-      </w:pPr>
-      <w:r>
-        <w:t xml:space="preserve">🔬 Scientists call this</w:t>
-      </w:r>
-      <w:r>
-        <w:t xml:space="preserve"> </w:t>
-      </w:r>
-      <w:r>
-        <w:rPr>
-          <w:bCs/>
-          <w:b/>
-        </w:rPr>
-        <w:t xml:space="preserve">chromatography</w:t>
-      </w:r>
-      <w:r>
-        <w:t xml:space="preserve">. They use it to find out what's mixed in things!</w:t>
-      </w:r>
-    </w:p>
-    <w:bookmarkEnd w:id="34"/>
-    <w:bookmarkStart w:id="35" w:name="X6763fabfd04f5c4a4d62b566a897dedd22150e7"/>
+        <w:t xml:space="preserve">🖐️ Fingers will get inky. Soap + water fixes it.</w:t>
+      </w:r>
+    </w:p>
+    <w:bookmarkEnd w:id="38"/>
+    <w:bookmarkStart w:id="39" w:name="X1e8c337912f0193a41fd873cd12ea5fd283b9ee"/>
     <w:p>
       <w:pPr>
         <w:pStyle w:val="Heading2"/>
       </w:pPr>
       <w:r>
-        <w:t xml:space="preserve">🛟 Grown-Up Notes</w:t>
+        <w:t xml:space="preserve">🧽 Cleanup</w:t>
+      </w:r>
+    </w:p>
+    <w:p>
+      <w:pPr>
+        <w:pStyle w:val="FirstParagraph"/>
+      </w:pPr>
+      <w:r>
+        <w:t xml:space="preserve">wet inky stuff</w:t>
       </w:r>
     </w:p>
     <w:p>
@@ -663,23 +859,7 @@
         <w:pStyle w:val="Compact"/>
       </w:pPr>
       <w:r>
-        <w:t xml:space="preserve">⚠️</w:t>
-      </w:r>
-      <w:r>
-        <w:t xml:space="preserve"> </w:t>
-      </w:r>
-      <w:r>
-        <w:rPr>
-          <w:bCs/>
-          <w:b/>
-        </w:rPr>
-        <w:t xml:space="preserve">Washable</w:t>
-      </w:r>
-      <w:r>
-        <w:t xml:space="preserve"> </w:t>
-      </w:r>
-      <w:r>
-        <w:t xml:space="preserve">markers only — permanent markers won't run.</w:t>
+        <w:t xml:space="preserve">☐ 🧻 Toss wet paper towels</w:t>
       </w:r>
     </w:p>
     <w:p>
@@ -691,7 +871,7 @@
         <w:pStyle w:val="Compact"/>
       </w:pPr>
       <w:r>
-        <w:t xml:space="preserve">🧻 Paper towels under the filter save your tray from stains.</w:t>
+        <w:t xml:space="preserve">☐ 🧽 Wipe the tray</w:t>
       </w:r>
     </w:p>
     <w:p>
@@ -703,87 +883,23 @@
         <w:pStyle w:val="Compact"/>
       </w:pPr>
       <w:r>
-        <w:t xml:space="preserve">🖐️ Fingers will get inky. Soap + water fixes it.</w:t>
-      </w:r>
-    </w:p>
-    <w:bookmarkEnd w:id="35"/>
-    <w:bookmarkStart w:id="36" w:name="X1e8c337912f0193a41fd873cd12ea5fd283b9ee"/>
-    <w:p>
-      <w:pPr>
-        <w:pStyle w:val="Heading2"/>
-      </w:pPr>
-      <w:r>
-        <w:t xml:space="preserve">🧽 Cleanup</w:t>
-      </w:r>
-    </w:p>
-    <w:p>
-      <w:pPr>
-        <w:pStyle w:val="FirstParagraph"/>
-      </w:pPr>
-      <w:r>
-        <w:rPr>
-          <w:bCs/>
-          <w:b/>
-        </w:rPr>
-        <w:t xml:space="preserve">$$</w:t>
-      </w:r>
-      <w:r>
-        <w:t xml:space="preserve"> </w:t>
-      </w:r>
-      <w:r>
-        <w:t xml:space="preserve">— wet inky stuff</w:t>
+        <w:t xml:space="preserve">☐ 🖐️ Wash hands with soap</w:t>
       </w:r>
     </w:p>
     <w:p>
       <w:pPr>
         <w:numPr>
           <w:ilvl w:val="0"/>
-          <w:numId w:val="1005"/>
+          <w:numId w:val="1004"/>
         </w:numPr>
         <w:pStyle w:val="Compact"/>
       </w:pPr>
       <w:r>
-        <w:t xml:space="preserve">☐ 🧻 Toss wet paper towels</w:t>
-      </w:r>
-    </w:p>
-    <w:p>
-      <w:pPr>
-        <w:numPr>
-          <w:ilvl w:val="0"/>
-          <w:numId w:val="1005"/>
-        </w:numPr>
-        <w:pStyle w:val="Compact"/>
-      </w:pPr>
-      <w:r>
-        <w:t xml:space="preserve">☐ 🧽 Wipe the tray</w:t>
-      </w:r>
-    </w:p>
-    <w:p>
-      <w:pPr>
-        <w:numPr>
-          <w:ilvl w:val="0"/>
-          <w:numId w:val="1005"/>
-        </w:numPr>
-        <w:pStyle w:val="Compact"/>
-      </w:pPr>
-      <w:r>
-        <w:t xml:space="preserve">☐ 🖐️ Wash hands with soap</w:t>
-      </w:r>
-    </w:p>
-    <w:p>
-      <w:pPr>
-        <w:numPr>
-          <w:ilvl w:val="0"/>
-          <w:numId w:val="1005"/>
-        </w:numPr>
-        <w:pStyle w:val="Compact"/>
-      </w:pPr>
-      <w:r>
         <w:t xml:space="preserve">☐ 🖍️ Caps ON markers (click!)</w:t>
       </w:r>
     </w:p>
-    <w:bookmarkEnd w:id="36"/>
-    <w:bookmarkStart w:id="38" w:name="X50cf555741e6e45190901c440e88d3230da7c1a"/>
+    <w:bookmarkEnd w:id="39"/>
+    <w:bookmarkStart w:id="41" w:name="X50cf555741e6e45190901c440e88d3230da7c1a"/>
     <w:p>
       <w:pPr>
         <w:pStyle w:val="Heading2"/>
@@ -793,7 +909,7 @@
         <w:t xml:space="preserve">🖨️ Printable</w:t>
       </w:r>
     </w:p>
-    <w:bookmarkStart w:id="37" w:name="X26f76e471cea2e7b4314982e9748d51ea2246be"/>
+    <w:bookmarkStart w:id="40" w:name="X26f76e471cea2e7b4314982e9748d51ea2246be"/>
     <w:p>
       <w:pPr>
         <w:pStyle w:val="Heading3"/>
@@ -1022,9 +1138,9 @@
         </w:tc>
       </w:tr>
     </w:tbl>
-    <w:bookmarkEnd w:id="37"/>
-    <w:bookmarkEnd w:id="38"/>
-    <w:bookmarkEnd w:id="39"/>
+    <w:bookmarkEnd w:id="40"/>
+    <w:bookmarkEnd w:id="41"/>
+    <w:bookmarkEnd w:id="42"/>
     <w:sectPr>
       <w:pgSz w:h="15840" w:w="12240"/>
       <w:pgMar w:bottom="864" w:left="864" w:right="864" w:top="864"/>
@@ -1210,91 +1326,6 @@
       </w:pPr>
     </w:lvl>
   </w:abstractNum>
-  <w:abstractNum w:abstractNumId="99411">
-    <w:nsid w:val="A99411"/>
-    <w:multiLevelType w:val="multilevel"/>
-    <w:lvl w:ilvl="0">
-      <w:start w:val="1"/>
-      <w:numFmt w:val="decimal"/>
-      <w:lvlText w:val="%1."/>
-      <w:lvlJc w:val="left"/>
-      <w:pPr>
-        <w:ind w:left="720" w:hanging="480"/>
-      </w:pPr>
-    </w:lvl>
-    <w:lvl w:ilvl="1">
-      <w:start w:val="1"/>
-      <w:numFmt w:val="decimal"/>
-      <w:lvlText w:val="%2."/>
-      <w:lvlJc w:val="left"/>
-      <w:pPr>
-        <w:ind w:left="1440" w:hanging="480"/>
-      </w:pPr>
-    </w:lvl>
-    <w:lvl w:ilvl="2">
-      <w:start w:val="1"/>
-      <w:numFmt w:val="decimal"/>
-      <w:lvlText w:val="%3."/>
-      <w:lvlJc w:val="left"/>
-      <w:pPr>
-        <w:ind w:left="2160" w:hanging="480"/>
-      </w:pPr>
-    </w:lvl>
-    <w:lvl w:ilvl="3">
-      <w:start w:val="1"/>
-      <w:numFmt w:val="decimal"/>
-      <w:lvlText w:val="%4."/>
-      <w:lvlJc w:val="left"/>
-      <w:pPr>
-        <w:ind w:left="2880" w:hanging="480"/>
-      </w:pPr>
-    </w:lvl>
-    <w:lvl w:ilvl="4">
-      <w:start w:val="1"/>
-      <w:numFmt w:val="decimal"/>
-      <w:lvlText w:val="%5."/>
-      <w:lvlJc w:val="left"/>
-      <w:pPr>
-        <w:ind w:left="3600" w:hanging="480"/>
-      </w:pPr>
-    </w:lvl>
-    <w:lvl w:ilvl="5">
-      <w:start w:val="1"/>
-      <w:numFmt w:val="decimal"/>
-      <w:lvlText w:val="%6."/>
-      <w:lvlJc w:val="left"/>
-      <w:pPr>
-        <w:ind w:left="4320" w:hanging="480"/>
-      </w:pPr>
-    </w:lvl>
-    <w:lvl w:ilvl="6">
-      <w:start w:val="1"/>
-      <w:numFmt w:val="decimal"/>
-      <w:lvlText w:val="%7."/>
-      <w:lvlJc w:val="left"/>
-      <w:pPr>
-        <w:ind w:left="5040" w:hanging="480"/>
-      </w:pPr>
-    </w:lvl>
-    <w:lvl w:ilvl="7">
-      <w:start w:val="1"/>
-      <w:numFmt w:val="decimal"/>
-      <w:lvlText w:val="%8."/>
-      <w:lvlJc w:val="left"/>
-      <w:pPr>
-        <w:ind w:left="5760" w:hanging="480"/>
-      </w:pPr>
-    </w:lvl>
-    <w:lvl w:ilvl="8">
-      <w:start w:val="1"/>
-      <w:numFmt w:val="decimal"/>
-      <w:lvlText w:val="%9."/>
-      <w:lvlJc w:val="left"/>
-      <w:pPr>
-        <w:ind w:left="6480" w:hanging="480"/>
-      </w:pPr>
-    </w:lvl>
-  </w:abstractNum>
   <w:num w:numId="1000">
     <w:abstractNumId w:val="990"/>
   </w:num>
@@ -1302,42 +1333,12 @@
     <w:abstractNumId w:val="991"/>
   </w:num>
   <w:num w:numId="1002">
-    <w:abstractNumId w:val="99411"/>
-    <w:lvlOverride w:ilvl="0">
-      <w:startOverride w:val="1"/>
-    </w:lvlOverride>
-    <w:lvlOverride w:ilvl="1">
-      <w:startOverride w:val="1"/>
-    </w:lvlOverride>
-    <w:lvlOverride w:ilvl="2">
-      <w:startOverride w:val="1"/>
-    </w:lvlOverride>
-    <w:lvlOverride w:ilvl="3">
-      <w:startOverride w:val="1"/>
-    </w:lvlOverride>
-    <w:lvlOverride w:ilvl="4">
-      <w:startOverride w:val="1"/>
-    </w:lvlOverride>
-    <w:lvlOverride w:ilvl="5">
-      <w:startOverride w:val="1"/>
-    </w:lvlOverride>
-    <w:lvlOverride w:ilvl="6">
-      <w:startOverride w:val="1"/>
-    </w:lvlOverride>
-    <w:lvlOverride w:ilvl="7">
-      <w:startOverride w:val="1"/>
-    </w:lvlOverride>
-    <w:lvlOverride w:ilvl="8">
-      <w:startOverride w:val="1"/>
-    </w:lvlOverride>
+    <w:abstractNumId w:val="991"/>
   </w:num>
   <w:num w:numId="1003">
     <w:abstractNumId w:val="991"/>
   </w:num>
   <w:num w:numId="1004">
-    <w:abstractNumId w:val="991"/>
-  </w:num>
-  <w:num w:numId="1005">
     <w:abstractNumId w:val="991"/>
   </w:num>
 </w:numbering>
